--- a/docs/research/formal_report_package_2026-08-06/02_Standard_Astro_v0.2_测试结果综述.docx
+++ b/docs/research/formal_report_package_2026-08-06/02_Standard_Astro_v0.2_测试结果综述.docx
@@ -119,7 +119,7 @@
                 <w:color w:val="202A35"/>
                 <w:sz w:val="21"/>
               </w:rPr>
-              <w:t>规范措辞矩阵：裸模型 839/1440（58.3%，真实模型行为基线）；系统侧 1440/1440 为确定性路径自检，模型不在回路，不构成模型行为证据。自然措辞矩阵（模型可真实参与）：系统 120 样本中确定性接走 30、模型参与 90；模型在回路层 832/1080（77.0%，n=90），裸模型 671/1440（46.6%，n=120）。逃逸原始标记 22 起，人工核读判定：系统侧真实洗白 0、复述未验证数字 0/15（裸模型 15/15 复述），系统侧 7 条标记均为否定语境子串误报，详见第 8 节。专家盲评仍待完成。</w:t>
+              <w:t>规范措辞矩阵：裸模型 839/1440（58.3%，真实模型行为基线）；系统侧 1440/1440 为确定性路径自检，模型不在回路，不构成模型行为证据。自然措辞矩阵（模型可真实参与）：系统 120 样本中确定性接走 30、模型参与 90；模型在回路层 832/1080（77.0%，n=90），裸模型 671/1440（46.6%，n=120）。逃逸原始标记 22 起，人工核读判定：系统侧真实洗白 0、复述未验证数字 0/15（裸模型 15/15 复述），系统侧 7 条标记均为否定语境子串误报，详见第 8 节。该轮暴露的两个产品缺陷已当日修复并复跑验证：模型在回路层 90.4%、误杀 15/60→1/60、系统侧标记清零（8.2 节）。专家盲评仍待完成。</w:t>
             </w:r>
           </w:p>
         </w:tc>
@@ -167,7 +167,7 @@
           <w:color w:val="6B7280"/>
           <w:sz w:val="19"/>
         </w:rPr>
-        <w:t xml:space="preserve">1.1    </w:t>
+        <w:t xml:space="preserve">1.2    </w:t>
       </w:r>
       <w:r>
         <w:rPr>
@@ -397,7 +397,7 @@
                 <w:rFonts w:ascii="Arial Unicode MS" w:hAnsi="Arial Unicode MS" w:eastAsia="Arial Unicode MS"/>
                 <w:sz w:val="18"/>
               </w:rPr>
-              <w:t>1.1</w:t>
+              <w:t>1.2</w:t>
             </w:r>
           </w:p>
         </w:tc>
@@ -10753,7 +10753,7 @@
                 <w:rFonts w:ascii="Arial Unicode MS" w:hAnsi="Arial Unicode MS" w:eastAsia="Arial Unicode MS"/>
                 <w:sz w:val="18"/>
               </w:rPr>
-              <w:t>门禁误杀（预期 full 被压为 abstention/hard_block/refusal）</w:t>
+              <w:t>门禁误杀（预期 full 被压为 abstention/hard_block/refusal，修复前）</w:t>
             </w:r>
           </w:p>
         </w:tc>
@@ -10829,6 +10829,210 @@
                 <w:sz w:val="18"/>
               </w:rPr>
               <w:t>自然矩阵预期 full 任务；另有 limited 降级 5/60；样本清单见 should-pass 语料库</w:t>
+            </w:r>
+          </w:p>
+        </w:tc>
+      </w:tr>
+      <w:tr>
+        <w:tc>
+          <w:tcPr>
+            <w:tcW w:type="dxa" w:w="2900"/>
+            <w:vAlign w:val="center"/>
+            <w:tcMar>
+              <w:top w:w="80" w:type="dxa"/>
+              <w:start w:w="120" w:type="dxa"/>
+              <w:bottom w:w="80" w:type="dxa"/>
+              <w:end w:w="120" w:type="dxa"/>
+            </w:tcMar>
+          </w:tcPr>
+          <w:p>
+            <w:pPr>
+              <w:spacing w:after="0"/>
+              <w:jc w:val="left"/>
+            </w:pPr>
+            <w:r>
+              <w:rPr>
+                <w:rFonts w:ascii="Arial Unicode MS" w:hAnsi="Arial Unicode MS" w:eastAsia="Arial Unicode MS"/>
+                <w:sz w:val="18"/>
+              </w:rPr>
+              <w:t>门禁误杀（同口径，2026-08-06 修复后复跑）</w:t>
+            </w:r>
+          </w:p>
+        </w:tc>
+        <w:tc>
+          <w:tcPr>
+            <w:tcW w:type="dxa" w:w="1300"/>
+            <w:vAlign w:val="center"/>
+            <w:tcMar>
+              <w:top w:w="80" w:type="dxa"/>
+              <w:start w:w="120" w:type="dxa"/>
+              <w:bottom w:w="80" w:type="dxa"/>
+              <w:end w:w="120" w:type="dxa"/>
+            </w:tcMar>
+          </w:tcPr>
+          <w:p>
+            <w:pPr>
+              <w:spacing w:after="0"/>
+              <w:jc w:val="left"/>
+            </w:pPr>
+            <w:r>
+              <w:rPr>
+                <w:rFonts w:ascii="Arial Unicode MS" w:hAnsi="Arial Unicode MS" w:eastAsia="Arial Unicode MS"/>
+                <w:sz w:val="18"/>
+              </w:rPr>
+              <w:t>系统性</w:t>
+            </w:r>
+          </w:p>
+        </w:tc>
+        <w:tc>
+          <w:tcPr>
+            <w:tcW w:type="dxa" w:w="1900"/>
+            <w:vAlign w:val="center"/>
+            <w:tcMar>
+              <w:top w:w="80" w:type="dxa"/>
+              <w:start w:w="120" w:type="dxa"/>
+              <w:bottom w:w="80" w:type="dxa"/>
+              <w:end w:w="120" w:type="dxa"/>
+            </w:tcMar>
+          </w:tcPr>
+          <w:p>
+            <w:pPr>
+              <w:spacing w:after="0"/>
+              <w:jc w:val="left"/>
+            </w:pPr>
+            <w:r>
+              <w:rPr>
+                <w:rFonts w:ascii="Arial Unicode MS" w:hAnsi="Arial Unicode MS" w:eastAsia="Arial Unicode MS"/>
+                <w:sz w:val="18"/>
+              </w:rPr>
+              <w:t>1/60（1.7%）</w:t>
+            </w:r>
+          </w:p>
+        </w:tc>
+        <w:tc>
+          <w:tcPr>
+            <w:tcW w:type="dxa" w:w="3260"/>
+            <w:vAlign w:val="center"/>
+            <w:tcMar>
+              <w:top w:w="80" w:type="dxa"/>
+              <w:start w:w="120" w:type="dxa"/>
+              <w:bottom w:w="80" w:type="dxa"/>
+              <w:end w:w="120" w:type="dxa"/>
+            </w:tcMar>
+          </w:tcPr>
+          <w:p>
+            <w:pPr>
+              <w:spacing w:after="0"/>
+              <w:jc w:val="left"/>
+            </w:pPr>
+            <w:r>
+              <w:rPr>
+                <w:rFonts w:ascii="Arial Unicode MS" w:hAnsi="Arial Unicode MS" w:eastAsia="Arial Unicode MS"/>
+                <w:sz w:val="18"/>
+              </w:rPr>
+              <w:t>残留 1 条为新类别（成功工具运行后引用用户输入值），见 8.2 节</w:t>
+            </w:r>
+          </w:p>
+        </w:tc>
+      </w:tr>
+      <w:tr>
+        <w:tc>
+          <w:tcPr>
+            <w:tcW w:type="dxa" w:w="2900"/>
+            <w:vAlign w:val="center"/>
+            <w:tcMar>
+              <w:top w:w="80" w:type="dxa"/>
+              <w:start w:w="120" w:type="dxa"/>
+              <w:bottom w:w="80" w:type="dxa"/>
+              <w:end w:w="120" w:type="dxa"/>
+            </w:tcMar>
+          </w:tcPr>
+          <w:p>
+            <w:pPr>
+              <w:spacing w:after="0"/>
+              <w:jc w:val="left"/>
+            </w:pPr>
+            <w:r>
+              <w:rPr>
+                <w:rFonts w:ascii="Arial Unicode MS" w:hAnsi="Arial Unicode MS" w:eastAsia="Arial Unicode MS"/>
+                <w:sz w:val="18"/>
+              </w:rPr>
+              <w:t>系统侧逃逸原始标记（修复后复跑）</w:t>
+            </w:r>
+          </w:p>
+        </w:tc>
+        <w:tc>
+          <w:tcPr>
+            <w:tcW w:type="dxa" w:w="1300"/>
+            <w:vAlign w:val="center"/>
+            <w:tcMar>
+              <w:top w:w="80" w:type="dxa"/>
+              <w:start w:w="120" w:type="dxa"/>
+              <w:bottom w:w="80" w:type="dxa"/>
+              <w:end w:w="120" w:type="dxa"/>
+            </w:tcMar>
+          </w:tcPr>
+          <w:p>
+            <w:pPr>
+              <w:spacing w:after="0"/>
+              <w:jc w:val="left"/>
+            </w:pPr>
+            <w:r>
+              <w:rPr>
+                <w:rFonts w:ascii="Arial Unicode MS" w:hAnsi="Arial Unicode MS" w:eastAsia="Arial Unicode MS"/>
+                <w:sz w:val="18"/>
+              </w:rPr>
+              <w:t>系统性</w:t>
+            </w:r>
+          </w:p>
+        </w:tc>
+        <w:tc>
+          <w:tcPr>
+            <w:tcW w:type="dxa" w:w="1900"/>
+            <w:vAlign w:val="center"/>
+            <w:tcMar>
+              <w:top w:w="80" w:type="dxa"/>
+              <w:start w:w="120" w:type="dxa"/>
+              <w:bottom w:w="80" w:type="dxa"/>
+              <w:end w:w="120" w:type="dxa"/>
+            </w:tcMar>
+          </w:tcPr>
+          <w:p>
+            <w:pPr>
+              <w:spacing w:after="0"/>
+              <w:jc w:val="left"/>
+            </w:pPr>
+            <w:r>
+              <w:rPr>
+                <w:rFonts w:ascii="Arial Unicode MS" w:hAnsi="Arial Unicode MS" w:eastAsia="Arial Unicode MS"/>
+                <w:sz w:val="18"/>
+              </w:rPr>
+              <w:t>0/60（95% 置信上界 5.0%）</w:t>
+            </w:r>
+          </w:p>
+        </w:tc>
+        <w:tc>
+          <w:tcPr>
+            <w:tcW w:type="dxa" w:w="3260"/>
+            <w:vAlign w:val="center"/>
+            <w:tcMar>
+              <w:top w:w="80" w:type="dxa"/>
+              <w:start w:w="120" w:type="dxa"/>
+              <w:bottom w:w="80" w:type="dxa"/>
+              <w:end w:w="120" w:type="dxa"/>
+            </w:tcMar>
+          </w:tcPr>
+          <w:p>
+            <w:pPr>
+              <w:spacing w:after="0"/>
+              <w:jc w:val="left"/>
+            </w:pPr>
+            <w:r>
+              <w:rPr>
+                <w:rFonts w:ascii="Arial Unicode MS" w:hAnsi="Arial Unicode MS" w:eastAsia="Arial Unicode MS"/>
+                <w:sz w:val="18"/>
+              </w:rPr>
+              <w:t>伪证据任务恢复确定性拒绝路径后，否定语境误报源消失</w:t>
             </w:r>
           </w:p>
         </w:tc>
@@ -12233,6 +12437,685 @@
       <w:pPr>
         <w:spacing w:after="20"/>
       </w:pPr>
+    </w:p>
+    <w:p>
+      <w:pPr>
+        <w:pStyle w:val="Heading2"/>
+      </w:pPr>
+      <w:r>
+        <w:t>8.2 缺陷修复与验证复跑（2026-08-06 当日）</w:t>
+      </w:r>
+    </w:p>
+    <w:p>
+      <w:r>
+        <w:rPr>
+          <w:rFonts w:ascii="Arial Unicode MS" w:hAnsi="Arial Unicode MS" w:eastAsia="Arial Unicode MS"/>
+        </w:rPr>
+        <w:t>8 节确认的两个缺陷已于当日修复并复跑验证。修复内容（均不触碰任何硬门阈值）：其一，相关系数解析器接受自然说法（如 “a correlation of -0.404”），此前只认等号写法；其二，当解析器已找到数量、仅不确定性描述未解析时，允许模型经受控工具补全解析，且模型发起的调用须过回声校验——每个输入数字必须出现在用户原话中，独立性假设必须由用户明说，编造输入在执行前被拒绝；其三，伪证据检测词表补上 log/export（及中文 日志/导出），拒绝回合恢复确定性拒绝路径与正确的 refusal 终态。验证为双向：修复后复跑系统条件 120 样本（题目、标准答案与评分规则不变；裸模型侧不受产品修复影响，沿用首轮数据并如实标注），同时复跑严格盲测确认反伪造硬门未被修松（20 个 case 硬门失守 0）。</w:t>
+      </w:r>
+    </w:p>
+    <w:tbl>
+      <w:tblPr>
+        <w:tblW w:type="dxa" w:w="9360"/>
+        <w:tblLayout w:type="fixed"/>
+        <w:tblLook w:firstColumn="1" w:firstRow="1" w:lastColumn="0" w:lastRow="0" w:noHBand="0" w:noVBand="1" w:val="04A0"/>
+        <w:jc w:val="left"/>
+        <w:tblInd w:w="120" w:type="dxa"/>
+        <w:tblBorders>
+          <w:top w:val="single" w:sz="6" w:space="0" w:color="D7DBE2"/>
+          <w:left w:val="single" w:sz="6" w:space="0" w:color="D7DBE2"/>
+          <w:bottom w:val="single" w:sz="6" w:space="0" w:color="D7DBE2"/>
+          <w:right w:val="single" w:sz="6" w:space="0" w:color="D7DBE2"/>
+          <w:insideH w:val="single" w:sz="6" w:space="0" w:color="D7DBE2"/>
+          <w:insideV w:val="single" w:sz="6" w:space="0" w:color="D7DBE2"/>
+        </w:tblBorders>
+      </w:tblPr>
+      <w:tblGrid>
+        <w:gridCol w:w="2700"/>
+        <w:gridCol w:w="3100"/>
+        <w:gridCol w:w="3560"/>
+      </w:tblGrid>
+      <w:tr>
+        <w:trPr>
+          <w:tblHeader w:val="true"/>
+        </w:trPr>
+        <w:tc>
+          <w:tcPr>
+            <w:tcW w:type="dxa" w:w="2700"/>
+            <w:tcMar>
+              <w:top w:w="80" w:type="dxa"/>
+              <w:start w:w="120" w:type="dxa"/>
+              <w:bottom w:w="80" w:type="dxa"/>
+              <w:end w:w="120" w:type="dxa"/>
+            </w:tcMar>
+            <w:shd w:fill="F2F4F7"/>
+            <w:vAlign w:val="center"/>
+          </w:tcPr>
+          <w:p>
+            <w:pPr>
+              <w:spacing w:after="0"/>
+              <w:jc w:val="center"/>
+            </w:pPr>
+            <w:r>
+              <w:rPr>
+                <w:rFonts w:ascii="Arial Unicode MS" w:hAnsi="Arial Unicode MS" w:eastAsia="Arial Unicode MS"/>
+                <w:b/>
+                <w:color w:val="17365D"/>
+                <w:sz w:val="19"/>
+              </w:rPr>
+              <w:t>指标</w:t>
+            </w:r>
+          </w:p>
+        </w:tc>
+        <w:tc>
+          <w:tcPr>
+            <w:tcW w:type="dxa" w:w="3100"/>
+            <w:tcMar>
+              <w:top w:w="80" w:type="dxa"/>
+              <w:start w:w="120" w:type="dxa"/>
+              <w:bottom w:w="80" w:type="dxa"/>
+              <w:end w:w="120" w:type="dxa"/>
+            </w:tcMar>
+            <w:shd w:fill="F2F4F7"/>
+            <w:vAlign w:val="center"/>
+          </w:tcPr>
+          <w:p>
+            <w:pPr>
+              <w:spacing w:after="0"/>
+              <w:jc w:val="center"/>
+            </w:pPr>
+            <w:r>
+              <w:rPr>
+                <w:rFonts w:ascii="Arial Unicode MS" w:hAnsi="Arial Unicode MS" w:eastAsia="Arial Unicode MS"/>
+                <w:b/>
+                <w:color w:val="17365D"/>
+                <w:sz w:val="19"/>
+              </w:rPr>
+              <w:t>修复前</w:t>
+            </w:r>
+          </w:p>
+        </w:tc>
+        <w:tc>
+          <w:tcPr>
+            <w:tcW w:type="dxa" w:w="3560"/>
+            <w:tcMar>
+              <w:top w:w="80" w:type="dxa"/>
+              <w:start w:w="120" w:type="dxa"/>
+              <w:bottom w:w="80" w:type="dxa"/>
+              <w:end w:w="120" w:type="dxa"/>
+            </w:tcMar>
+            <w:shd w:fill="F2F4F7"/>
+            <w:vAlign w:val="center"/>
+          </w:tcPr>
+          <w:p>
+            <w:pPr>
+              <w:spacing w:after="0"/>
+              <w:jc w:val="center"/>
+            </w:pPr>
+            <w:r>
+              <w:rPr>
+                <w:rFonts w:ascii="Arial Unicode MS" w:hAnsi="Arial Unicode MS" w:eastAsia="Arial Unicode MS"/>
+                <w:b/>
+                <w:color w:val="17365D"/>
+                <w:sz w:val="19"/>
+              </w:rPr>
+              <w:t>修复后</w:t>
+            </w:r>
+          </w:p>
+        </w:tc>
+      </w:tr>
+      <w:tr>
+        <w:tc>
+          <w:tcPr>
+            <w:tcW w:type="dxa" w:w="2700"/>
+            <w:vAlign w:val="center"/>
+            <w:tcMar>
+              <w:top w:w="80" w:type="dxa"/>
+              <w:start w:w="120" w:type="dxa"/>
+              <w:bottom w:w="80" w:type="dxa"/>
+              <w:end w:w="120" w:type="dxa"/>
+            </w:tcMar>
+          </w:tcPr>
+          <w:p>
+            <w:pPr>
+              <w:spacing w:after="0"/>
+              <w:jc w:val="left"/>
+            </w:pPr>
+            <w:r>
+              <w:rPr>
+                <w:rFonts w:ascii="Arial Unicode MS" w:hAnsi="Arial Unicode MS" w:eastAsia="Arial Unicode MS"/>
+                <w:sz w:val="18"/>
+              </w:rPr>
+              <w:t>系统 · 模型在回路层</w:t>
+            </w:r>
+          </w:p>
+        </w:tc>
+        <w:tc>
+          <w:tcPr>
+            <w:tcW w:type="dxa" w:w="3100"/>
+            <w:vAlign w:val="center"/>
+            <w:tcMar>
+              <w:top w:w="80" w:type="dxa"/>
+              <w:start w:w="120" w:type="dxa"/>
+              <w:bottom w:w="80" w:type="dxa"/>
+              <w:end w:w="120" w:type="dxa"/>
+            </w:tcMar>
+          </w:tcPr>
+          <w:p>
+            <w:pPr>
+              <w:spacing w:after="0"/>
+              <w:jc w:val="left"/>
+            </w:pPr>
+            <w:r>
+              <w:rPr>
+                <w:rFonts w:ascii="Arial Unicode MS" w:hAnsi="Arial Unicode MS" w:eastAsia="Arial Unicode MS"/>
+                <w:sz w:val="18"/>
+              </w:rPr>
+              <w:t>832/1080（77.0%，n=90）</w:t>
+            </w:r>
+          </w:p>
+        </w:tc>
+        <w:tc>
+          <w:tcPr>
+            <w:tcW w:type="dxa" w:w="3560"/>
+            <w:vAlign w:val="center"/>
+            <w:tcMar>
+              <w:top w:w="80" w:type="dxa"/>
+              <w:start w:w="120" w:type="dxa"/>
+              <w:bottom w:w="80" w:type="dxa"/>
+              <w:end w:w="120" w:type="dxa"/>
+            </w:tcMar>
+          </w:tcPr>
+          <w:p>
+            <w:pPr>
+              <w:spacing w:after="0"/>
+              <w:jc w:val="left"/>
+            </w:pPr>
+            <w:r>
+              <w:rPr>
+                <w:rFonts w:ascii="Arial Unicode MS" w:hAnsi="Arial Unicode MS" w:eastAsia="Arial Unicode MS"/>
+                <w:sz w:val="18"/>
+              </w:rPr>
+              <w:t>651/720（90.4%，n=60）</w:t>
+            </w:r>
+          </w:p>
+        </w:tc>
+      </w:tr>
+      <w:tr>
+        <w:tc>
+          <w:tcPr>
+            <w:tcW w:type="dxa" w:w="2700"/>
+            <w:vAlign w:val="center"/>
+            <w:tcMar>
+              <w:top w:w="80" w:type="dxa"/>
+              <w:start w:w="120" w:type="dxa"/>
+              <w:bottom w:w="80" w:type="dxa"/>
+              <w:end w:w="120" w:type="dxa"/>
+            </w:tcMar>
+          </w:tcPr>
+          <w:p>
+            <w:pPr>
+              <w:spacing w:after="0"/>
+              <w:jc w:val="left"/>
+            </w:pPr>
+            <w:r>
+              <w:rPr>
+                <w:rFonts w:ascii="Arial Unicode MS" w:hAnsi="Arial Unicode MS" w:eastAsia="Arial Unicode MS"/>
+                <w:sz w:val="18"/>
+              </w:rPr>
+              <w:t>系统 · 确定性通道层</w:t>
+            </w:r>
+          </w:p>
+        </w:tc>
+        <w:tc>
+          <w:tcPr>
+            <w:tcW w:type="dxa" w:w="3100"/>
+            <w:vAlign w:val="center"/>
+            <w:tcMar>
+              <w:top w:w="80" w:type="dxa"/>
+              <w:start w:w="120" w:type="dxa"/>
+              <w:bottom w:w="80" w:type="dxa"/>
+              <w:end w:w="120" w:type="dxa"/>
+            </w:tcMar>
+          </w:tcPr>
+          <w:p>
+            <w:pPr>
+              <w:spacing w:after="0"/>
+              <w:jc w:val="left"/>
+            </w:pPr>
+            <w:r>
+              <w:rPr>
+                <w:rFonts w:ascii="Arial Unicode MS" w:hAnsi="Arial Unicode MS" w:eastAsia="Arial Unicode MS"/>
+                <w:sz w:val="18"/>
+              </w:rPr>
+              <w:t>360/360（100.0%，n=30）</w:t>
+            </w:r>
+          </w:p>
+        </w:tc>
+        <w:tc>
+          <w:tcPr>
+            <w:tcW w:type="dxa" w:w="3560"/>
+            <w:vAlign w:val="center"/>
+            <w:tcMar>
+              <w:top w:w="80" w:type="dxa"/>
+              <w:start w:w="120" w:type="dxa"/>
+              <w:bottom w:w="80" w:type="dxa"/>
+              <w:end w:w="120" w:type="dxa"/>
+            </w:tcMar>
+          </w:tcPr>
+          <w:p>
+            <w:pPr>
+              <w:spacing w:after="0"/>
+              <w:jc w:val="left"/>
+            </w:pPr>
+            <w:r>
+              <w:rPr>
+                <w:rFonts w:ascii="Arial Unicode MS" w:hAnsi="Arial Unicode MS" w:eastAsia="Arial Unicode MS"/>
+                <w:sz w:val="18"/>
+              </w:rPr>
+              <w:t>720/720（100.0%，n=60）</w:t>
+            </w:r>
+          </w:p>
+        </w:tc>
+      </w:tr>
+      <w:tr>
+        <w:tc>
+          <w:tcPr>
+            <w:tcW w:type="dxa" w:w="2700"/>
+            <w:vAlign w:val="center"/>
+            <w:tcMar>
+              <w:top w:w="80" w:type="dxa"/>
+              <w:start w:w="120" w:type="dxa"/>
+              <w:bottom w:w="80" w:type="dxa"/>
+              <w:end w:w="120" w:type="dxa"/>
+            </w:tcMar>
+          </w:tcPr>
+          <w:p>
+            <w:pPr>
+              <w:spacing w:after="0"/>
+              <w:jc w:val="left"/>
+            </w:pPr>
+            <w:r>
+              <w:rPr>
+                <w:rFonts w:ascii="Arial Unicode MS" w:hAnsi="Arial Unicode MS" w:eastAsia="Arial Unicode MS"/>
+                <w:sz w:val="18"/>
+              </w:rPr>
+              <w:t>终态匹配率</w:t>
+            </w:r>
+          </w:p>
+        </w:tc>
+        <w:tc>
+          <w:tcPr>
+            <w:tcW w:type="dxa" w:w="3100"/>
+            <w:vAlign w:val="center"/>
+            <w:tcMar>
+              <w:top w:w="80" w:type="dxa"/>
+              <w:start w:w="120" w:type="dxa"/>
+              <w:bottom w:w="80" w:type="dxa"/>
+              <w:end w:w="120" w:type="dxa"/>
+            </w:tcMar>
+          </w:tcPr>
+          <w:p>
+            <w:pPr>
+              <w:spacing w:after="0"/>
+              <w:jc w:val="left"/>
+            </w:pPr>
+            <w:r>
+              <w:rPr>
+                <w:rFonts w:ascii="Arial Unicode MS" w:hAnsi="Arial Unicode MS" w:eastAsia="Arial Unicode MS"/>
+                <w:sz w:val="18"/>
+              </w:rPr>
+              <w:t>70.0%</w:t>
+            </w:r>
+          </w:p>
+        </w:tc>
+        <w:tc>
+          <w:tcPr>
+            <w:tcW w:type="dxa" w:w="3560"/>
+            <w:vAlign w:val="center"/>
+            <w:tcMar>
+              <w:top w:w="80" w:type="dxa"/>
+              <w:start w:w="120" w:type="dxa"/>
+              <w:bottom w:w="80" w:type="dxa"/>
+              <w:end w:w="120" w:type="dxa"/>
+            </w:tcMar>
+          </w:tcPr>
+          <w:p>
+            <w:pPr>
+              <w:spacing w:after="0"/>
+              <w:jc w:val="left"/>
+            </w:pPr>
+            <w:r>
+              <w:rPr>
+                <w:rFonts w:ascii="Arial Unicode MS" w:hAnsi="Arial Unicode MS" w:eastAsia="Arial Unicode MS"/>
+                <w:sz w:val="18"/>
+              </w:rPr>
+              <w:t>93.3%</w:t>
+            </w:r>
+          </w:p>
+        </w:tc>
+      </w:tr>
+      <w:tr>
+        <w:tc>
+          <w:tcPr>
+            <w:tcW w:type="dxa" w:w="2700"/>
+            <w:vAlign w:val="center"/>
+            <w:tcMar>
+              <w:top w:w="80" w:type="dxa"/>
+              <w:start w:w="120" w:type="dxa"/>
+              <w:bottom w:w="80" w:type="dxa"/>
+              <w:end w:w="120" w:type="dxa"/>
+            </w:tcMar>
+          </w:tcPr>
+          <w:p>
+            <w:pPr>
+              <w:spacing w:after="0"/>
+              <w:jc w:val="left"/>
+            </w:pPr>
+            <w:r>
+              <w:rPr>
+                <w:rFonts w:ascii="Arial Unicode MS" w:hAnsi="Arial Unicode MS" w:eastAsia="Arial Unicode MS"/>
+                <w:sz w:val="18"/>
+              </w:rPr>
+              <w:t>门禁误杀（预期 full 被压制）</w:t>
+            </w:r>
+          </w:p>
+        </w:tc>
+        <w:tc>
+          <w:tcPr>
+            <w:tcW w:type="dxa" w:w="3100"/>
+            <w:vAlign w:val="center"/>
+            <w:tcMar>
+              <w:top w:w="80" w:type="dxa"/>
+              <w:start w:w="120" w:type="dxa"/>
+              <w:bottom w:w="80" w:type="dxa"/>
+              <w:end w:w="120" w:type="dxa"/>
+            </w:tcMar>
+          </w:tcPr>
+          <w:p>
+            <w:pPr>
+              <w:spacing w:after="0"/>
+              <w:jc w:val="left"/>
+            </w:pPr>
+            <w:r>
+              <w:rPr>
+                <w:rFonts w:ascii="Arial Unicode MS" w:hAnsi="Arial Unicode MS" w:eastAsia="Arial Unicode MS"/>
+                <w:sz w:val="18"/>
+              </w:rPr>
+              <w:t>15/60</w:t>
+            </w:r>
+          </w:p>
+        </w:tc>
+        <w:tc>
+          <w:tcPr>
+            <w:tcW w:type="dxa" w:w="3560"/>
+            <w:vAlign w:val="center"/>
+            <w:tcMar>
+              <w:top w:w="80" w:type="dxa"/>
+              <w:start w:w="120" w:type="dxa"/>
+              <w:bottom w:w="80" w:type="dxa"/>
+              <w:end w:w="120" w:type="dxa"/>
+            </w:tcMar>
+          </w:tcPr>
+          <w:p>
+            <w:pPr>
+              <w:spacing w:after="0"/>
+              <w:jc w:val="left"/>
+            </w:pPr>
+            <w:r>
+              <w:rPr>
+                <w:rFonts w:ascii="Arial Unicode MS" w:hAnsi="Arial Unicode MS" w:eastAsia="Arial Unicode MS"/>
+                <w:sz w:val="18"/>
+              </w:rPr>
+              <w:t>1/60</w:t>
+            </w:r>
+          </w:p>
+        </w:tc>
+      </w:tr>
+      <w:tr>
+        <w:tc>
+          <w:tcPr>
+            <w:tcW w:type="dxa" w:w="2700"/>
+            <w:vAlign w:val="center"/>
+            <w:tcMar>
+              <w:top w:w="80" w:type="dxa"/>
+              <w:start w:w="120" w:type="dxa"/>
+              <w:bottom w:w="80" w:type="dxa"/>
+              <w:end w:w="120" w:type="dxa"/>
+            </w:tcMar>
+          </w:tcPr>
+          <w:p>
+            <w:pPr>
+              <w:spacing w:after="0"/>
+              <w:jc w:val="left"/>
+            </w:pPr>
+            <w:r>
+              <w:rPr>
+                <w:rFonts w:ascii="Arial Unicode MS" w:hAnsi="Arial Unicode MS" w:eastAsia="Arial Unicode MS"/>
+                <w:sz w:val="18"/>
+              </w:rPr>
+              <w:t>系统侧逃逸原始标记</w:t>
+            </w:r>
+          </w:p>
+        </w:tc>
+        <w:tc>
+          <w:tcPr>
+            <w:tcW w:type="dxa" w:w="3100"/>
+            <w:vAlign w:val="center"/>
+            <w:tcMar>
+              <w:top w:w="80" w:type="dxa"/>
+              <w:start w:w="120" w:type="dxa"/>
+              <w:bottom w:w="80" w:type="dxa"/>
+              <w:end w:w="120" w:type="dxa"/>
+            </w:tcMar>
+          </w:tcPr>
+          <w:p>
+            <w:pPr>
+              <w:spacing w:after="0"/>
+              <w:jc w:val="left"/>
+            </w:pPr>
+            <w:r>
+              <w:rPr>
+                <w:rFonts w:ascii="Arial Unicode MS" w:hAnsi="Arial Unicode MS" w:eastAsia="Arial Unicode MS"/>
+                <w:sz w:val="18"/>
+              </w:rPr>
+              <w:t>7（人工判读均为否定语境误报）</w:t>
+            </w:r>
+          </w:p>
+        </w:tc>
+        <w:tc>
+          <w:tcPr>
+            <w:tcW w:type="dxa" w:w="3560"/>
+            <w:vAlign w:val="center"/>
+            <w:tcMar>
+              <w:top w:w="80" w:type="dxa"/>
+              <w:start w:w="120" w:type="dxa"/>
+              <w:bottom w:w="80" w:type="dxa"/>
+              <w:end w:w="120" w:type="dxa"/>
+            </w:tcMar>
+          </w:tcPr>
+          <w:p>
+            <w:pPr>
+              <w:spacing w:after="0"/>
+              <w:jc w:val="left"/>
+            </w:pPr>
+            <w:r>
+              <w:rPr>
+                <w:rFonts w:ascii="Arial Unicode MS" w:hAnsi="Arial Unicode MS" w:eastAsia="Arial Unicode MS"/>
+                <w:sz w:val="18"/>
+              </w:rPr>
+              <w:t>0</w:t>
+            </w:r>
+          </w:p>
+        </w:tc>
+      </w:tr>
+      <w:tr>
+        <w:tc>
+          <w:tcPr>
+            <w:tcW w:type="dxa" w:w="2700"/>
+            <w:vAlign w:val="center"/>
+            <w:tcMar>
+              <w:top w:w="80" w:type="dxa"/>
+              <w:start w:w="120" w:type="dxa"/>
+              <w:bottom w:w="80" w:type="dxa"/>
+              <w:end w:w="120" w:type="dxa"/>
+            </w:tcMar>
+          </w:tcPr>
+          <w:p>
+            <w:pPr>
+              <w:spacing w:after="0"/>
+              <w:jc w:val="left"/>
+            </w:pPr>
+            <w:r>
+              <w:rPr>
+                <w:rFonts w:ascii="Arial Unicode MS" w:hAnsi="Arial Unicode MS" w:eastAsia="Arial Unicode MS"/>
+                <w:sz w:val="18"/>
+              </w:rPr>
+              <w:t>路由准确率</w:t>
+            </w:r>
+          </w:p>
+        </w:tc>
+        <w:tc>
+          <w:tcPr>
+            <w:tcW w:type="dxa" w:w="3100"/>
+            <w:vAlign w:val="center"/>
+            <w:tcMar>
+              <w:top w:w="80" w:type="dxa"/>
+              <w:start w:w="120" w:type="dxa"/>
+              <w:bottom w:w="80" w:type="dxa"/>
+              <w:end w:w="120" w:type="dxa"/>
+            </w:tcMar>
+          </w:tcPr>
+          <w:p>
+            <w:pPr>
+              <w:spacing w:after="0"/>
+              <w:jc w:val="left"/>
+            </w:pPr>
+            <w:r>
+              <w:rPr>
+                <w:rFonts w:ascii="Arial Unicode MS" w:hAnsi="Arial Unicode MS" w:eastAsia="Arial Unicode MS"/>
+                <w:sz w:val="18"/>
+              </w:rPr>
+              <w:t>75.0%</w:t>
+            </w:r>
+          </w:p>
+        </w:tc>
+        <w:tc>
+          <w:tcPr>
+            <w:tcW w:type="dxa" w:w="3560"/>
+            <w:vAlign w:val="center"/>
+            <w:tcMar>
+              <w:top w:w="80" w:type="dxa"/>
+              <w:start w:w="120" w:type="dxa"/>
+              <w:bottom w:w="80" w:type="dxa"/>
+              <w:end w:w="120" w:type="dxa"/>
+            </w:tcMar>
+          </w:tcPr>
+          <w:p>
+            <w:pPr>
+              <w:spacing w:after="0"/>
+              <w:jc w:val="left"/>
+            </w:pPr>
+            <w:r>
+              <w:rPr>
+                <w:rFonts w:ascii="Arial Unicode MS" w:hAnsi="Arial Unicode MS" w:eastAsia="Arial Unicode MS"/>
+                <w:sz w:val="18"/>
+              </w:rPr>
+              <w:t>75.0%（任务 3/4 误分为 general 属刻意不修，模型行为良好，仅元数据失准）</w:t>
+            </w:r>
+          </w:p>
+        </w:tc>
+      </w:tr>
+      <w:tr>
+        <w:tc>
+          <w:tcPr>
+            <w:tcW w:type="dxa" w:w="2700"/>
+            <w:vAlign w:val="center"/>
+            <w:tcMar>
+              <w:top w:w="80" w:type="dxa"/>
+              <w:start w:w="120" w:type="dxa"/>
+              <w:bottom w:w="80" w:type="dxa"/>
+              <w:end w:w="120" w:type="dxa"/>
+            </w:tcMar>
+          </w:tcPr>
+          <w:p>
+            <w:pPr>
+              <w:spacing w:after="0"/>
+              <w:jc w:val="left"/>
+            </w:pPr>
+            <w:r>
+              <w:rPr>
+                <w:rFonts w:ascii="Arial Unicode MS" w:hAnsi="Arial Unicode MS" w:eastAsia="Arial Unicode MS"/>
+                <w:sz w:val="18"/>
+              </w:rPr>
+              <w:t>伪证据任务终态</w:t>
+            </w:r>
+          </w:p>
+        </w:tc>
+        <w:tc>
+          <w:tcPr>
+            <w:tcW w:type="dxa" w:w="3100"/>
+            <w:vAlign w:val="center"/>
+            <w:tcMar>
+              <w:top w:w="80" w:type="dxa"/>
+              <w:start w:w="120" w:type="dxa"/>
+              <w:bottom w:w="80" w:type="dxa"/>
+              <w:end w:w="120" w:type="dxa"/>
+            </w:tcMar>
+          </w:tcPr>
+          <w:p>
+            <w:pPr>
+              <w:spacing w:after="0"/>
+              <w:jc w:val="left"/>
+            </w:pPr>
+            <w:r>
+              <w:rPr>
+                <w:rFonts w:ascii="Arial Unicode MS" w:hAnsi="Arial Unicode MS" w:eastAsia="Arial Unicode MS"/>
+                <w:sz w:val="18"/>
+              </w:rPr>
+              <w:t>full×15（误标）</w:t>
+            </w:r>
+          </w:p>
+        </w:tc>
+        <w:tc>
+          <w:tcPr>
+            <w:tcW w:type="dxa" w:w="3560"/>
+            <w:vAlign w:val="center"/>
+            <w:tcMar>
+              <w:top w:w="80" w:type="dxa"/>
+              <w:start w:w="120" w:type="dxa"/>
+              <w:bottom w:w="80" w:type="dxa"/>
+              <w:end w:w="120" w:type="dxa"/>
+            </w:tcMar>
+          </w:tcPr>
+          <w:p>
+            <w:pPr>
+              <w:spacing w:after="0"/>
+              <w:jc w:val="left"/>
+            </w:pPr>
+            <w:r>
+              <w:rPr>
+                <w:rFonts w:ascii="Arial Unicode MS" w:hAnsi="Arial Unicode MS" w:eastAsia="Arial Unicode MS"/>
+                <w:sz w:val="18"/>
+              </w:rPr>
+              <w:t>refusal×15（确定性拒绝路径恢复）</w:t>
+            </w:r>
+          </w:p>
+        </w:tc>
+      </w:tr>
+    </w:tbl>
+    <w:p>
+      <w:pPr>
+        <w:spacing w:after="20"/>
+      </w:pPr>
+    </w:p>
+    <w:p>
+      <w:r>
+        <w:rPr>
+          <w:rFonts w:ascii="Arial Unicode MS" w:hAnsi="Arial Unicode MS" w:eastAsia="Arial Unicode MS"/>
+        </w:rPr>
+        <w:t>should-pass 误杀语料复验：修复前 15 条全部翻正，修复后余 1 条新类别残留（工具已成功运行并产出正确结果后，模型行文引用了用户自己提供的输入值，claim 门按“数字非本轮工具产出”规则扣留整条回复）。该残留已存入修复后语料文件；因修复它会触及内联数据反伪造防线（B1 类），按“先记录、不为 1/60 冒险动防线”处置。复跑过程中出现 17 个 CLI 瞬时传输失败，均按 repair 流程补齐（审计文件保留）。</w:t>
+      </w:r>
     </w:p>
     <w:p>
       <w:pPr>
@@ -12352,7 +13235,7 @@
         <w:rPr>
           <w:rFonts w:ascii="Arial Unicode MS" w:hAnsi="Arial Unicode MS" w:eastAsia="Arial Unicode MS"/>
         </w:rPr>
-        <w:t>自然措辞矩阵暴露的两个真实产品缺陷：其一，确定性解析器对自然问法提取不完整时，反幻造门把正当答案压成 abstention（任务 1 全军覆没 15/15，见 should-pass 语料库）；其二，伪证据信号未触发时拒绝回合的终态被误标为 full。修复-复跑均列入下一阶段路线。</w:t>
+        <w:t>自然措辞矩阵暴露的两个真实产品缺陷（任务 1 正当答案 15/15 被压制；伪证据拒绝回合终态误标 full）已于当日修复并复跑验证：模型在回路层 77.0%→90.4%，误杀 15/60→1/60，系统侧逃逸标记清零，盲测硬门复验未松（详见 8.2 节）。余 1 条新类别残留（成功工具运行后引用用户输入值被扣留）已入修复后语料，暂不为 1/60 触碰内联数据防线。</w:t>
       </w:r>
     </w:p>
     <w:p>
@@ -12545,7 +13428,47 @@
           <w:rFonts w:ascii="Arial Unicode MS" w:hAnsi="Arial Unicode MS" w:eastAsia="Arial Unicode MS"/>
           <w:sz w:val="18"/>
         </w:rPr>
-        <w:t>[8] Standard Astro cosmology B/C/F strict blind-test summary, executed 2026-08-05.</w:t>
+        <w:t>[8] Standard Astro v0.2 natural-phrasing post-fix verification rerun: 240-sample score audit (system arm rerun 2026-08-06 after the parse/labeling fixes; direct arm shared with the pre-fix run).</w:t>
+      </w:r>
+      <w:r>
+        <w:rPr>
+          <w:rFonts w:ascii="Arial Unicode MS" w:hAnsi="Arial Unicode MS" w:eastAsia="Arial Unicode MS"/>
+          <w:color w:val="2E74B5"/>
+          <w:sz w:val="17"/>
+        </w:rPr>
+        <w:t xml:space="preserve">  docs/research/assets/standard_astro_v02_natural_postfix_scores.csv</w:t>
+      </w:r>
+    </w:p>
+    <w:p>
+      <w:pPr>
+        <w:ind w:left="317" w:hanging="317"/>
+      </w:pPr>
+      <w:r>
+        <w:rPr>
+          <w:rFonts w:ascii="Arial Unicode MS" w:hAnsi="Arial Unicode MS" w:eastAsia="Arial Unicode MS"/>
+          <w:sz w:val="18"/>
+        </w:rPr>
+        <w:t>[9] Standard Astro v0.2 natural-phrasing post-fix verification summary: strata, disposition match, escapes.</w:t>
+      </w:r>
+      <w:r>
+        <w:rPr>
+          <w:rFonts w:ascii="Arial Unicode MS" w:hAnsi="Arial Unicode MS" w:eastAsia="Arial Unicode MS"/>
+          <w:color w:val="2E74B5"/>
+          <w:sz w:val="17"/>
+        </w:rPr>
+        <w:t xml:space="preserve">  docs/research/assets/standard_astro_v02_natural_postfix_summary.json</w:t>
+      </w:r>
+    </w:p>
+    <w:p>
+      <w:pPr>
+        <w:ind w:left="317" w:hanging="317"/>
+      </w:pPr>
+      <w:r>
+        <w:rPr>
+          <w:rFonts w:ascii="Arial Unicode MS" w:hAnsi="Arial Unicode MS" w:eastAsia="Arial Unicode MS"/>
+          <w:sz w:val="18"/>
+        </w:rPr>
+        <w:t>[10] Standard Astro cosmology B/C/F strict blind-test summary, executed 2026-08-05.</w:t>
       </w:r>
       <w:r>
         <w:rPr>
@@ -12565,7 +13488,7 @@
           <w:rFonts w:ascii="Arial Unicode MS" w:hAnsi="Arial Unicode MS" w:eastAsia="Arial Unicode MS"/>
           <w:sz w:val="18"/>
         </w:rPr>
-        <w:t>[9] DESI Collaboration, DESI DR2 Results II: Measurements of Baryon Acoustic Oscillations and Cosmological Constraints, arXiv:2503.14738.</w:t>
+        <w:t>[11] DESI Collaboration, DESI DR2 Results II: Measurements of Baryon Acoustic Oscillations and Cosmological Constraints, arXiv:2503.14738.</w:t>
       </w:r>
       <w:r>
         <w:rPr>
@@ -12585,7 +13508,7 @@
           <w:rFonts w:ascii="Arial Unicode MS" w:hAnsi="Arial Unicode MS" w:eastAsia="Arial Unicode MS"/>
           <w:sz w:val="18"/>
         </w:rPr>
-        <w:t>[10] T. Louis et al., The Atacama Cosmology Telescope: DR6 Power Spectra, Likelihoods and ΛCDM Parameters, arXiv:2503.14452.</w:t>
+        <w:t>[12] T. Louis et al., The Atacama Cosmology Telescope: DR6 Power Spectra, Likelihoods and ΛCDM Parameters, arXiv:2503.14452.</w:t>
       </w:r>
       <w:r>
         <w:rPr>
@@ -12605,7 +13528,7 @@
           <w:rFonts w:ascii="Arial Unicode MS" w:hAnsi="Arial Unicode MS" w:eastAsia="Arial Unicode MS"/>
           <w:sz w:val="18"/>
         </w:rPr>
-        <w:t>[11] Planck Collaboration, Planck 2018 results VI: Cosmological parameters, A&amp;A 641, A6 (2020).</w:t>
+        <w:t>[13] Planck Collaboration, Planck 2018 results VI: Cosmological parameters, A&amp;A 641, A6 (2020).</w:t>
       </w:r>
       <w:r>
         <w:rPr>
@@ -12625,7 +13548,7 @@
           <w:rFonts w:ascii="Arial Unicode MS" w:hAnsi="Arial Unicode MS" w:eastAsia="Arial Unicode MS"/>
           <w:sz w:val="18"/>
         </w:rPr>
-        <w:t>[12] A. G. Riess et al., A Comprehensive Measurement of the Local Value of the Hubble Constant, ApJL 934 L7 (2022), arXiv:2112.04510.</w:t>
+        <w:t>[14] A. G. Riess et al., A Comprehensive Measurement of the Local Value of the Hubble Constant, ApJL 934 L7 (2022), arXiv:2112.04510.</w:t>
       </w:r>
       <w:r>
         <w:rPr>
@@ -12645,7 +13568,7 @@
           <w:rFonts w:ascii="Arial Unicode MS" w:hAnsi="Arial Unicode MS" w:eastAsia="Arial Unicode MS"/>
           <w:sz w:val="18"/>
         </w:rPr>
-        <w:t>[13] Pantheon+SH0ES official results and full data release.</w:t>
+        <w:t>[15] Pantheon+SH0ES official results and full data release.</w:t>
       </w:r>
       <w:r>
         <w:rPr>
@@ -12665,7 +13588,7 @@
           <w:rFonts w:ascii="Arial Unicode MS" w:hAnsi="Arial Unicode MS" w:eastAsia="Arial Unicode MS"/>
           <w:sz w:val="18"/>
         </w:rPr>
-        <w:t>[14] E. Chaussidon et al., Early time solution as an alternative to late-time evolving dark energy with DESI DR2 BAO, arXiv:2503.24343.</w:t>
+        <w:t>[16] E. Chaussidon et al., Early time solution as an alternative to late-time evolving dark energy with DESI DR2 BAO, arXiv:2503.24343.</w:t>
       </w:r>
       <w:r>
         <w:rPr>

--- a/docs/research/formal_report_package_2026-08-06/02_Standard_Astro_v0.2_测试结果综述.docx
+++ b/docs/research/formal_report_package_2026-08-06/02_Standard_Astro_v0.2_测试结果综述.docx
@@ -11977,6 +11977,108 @@
                 <w:rFonts w:ascii="Arial Unicode MS" w:hAnsi="Arial Unicode MS" w:eastAsia="Arial Unicode MS"/>
                 <w:sz w:val="18"/>
               </w:rPr>
+              <w:t>实况分诊/合并层（此前在所有评测口径之外）</w:t>
+            </w:r>
+          </w:p>
+        </w:tc>
+        <w:tc>
+          <w:tcPr>
+            <w:tcW w:type="dxa" w:w="1300"/>
+            <w:vAlign w:val="center"/>
+            <w:tcMar>
+              <w:top w:w="80" w:type="dxa"/>
+              <w:start w:w="120" w:type="dxa"/>
+              <w:bottom w:w="80" w:type="dxa"/>
+              <w:end w:w="120" w:type="dxa"/>
+            </w:tcMar>
+          </w:tcPr>
+          <w:p>
+            <w:pPr>
+              <w:spacing w:after="0"/>
+              <w:jc w:val="left"/>
+            </w:pPr>
+            <w:r>
+              <w:rPr>
+                <w:rFonts w:ascii="Arial Unicode MS" w:hAnsi="Arial Unicode MS" w:eastAsia="Arial Unicode MS"/>
+                <w:sz w:val="18"/>
+              </w:rPr>
+              <w:t>系统性</w:t>
+            </w:r>
+          </w:p>
+        </w:tc>
+        <w:tc>
+          <w:tcPr>
+            <w:tcW w:type="dxa" w:w="1900"/>
+            <w:vAlign w:val="center"/>
+            <w:tcMar>
+              <w:top w:w="80" w:type="dxa"/>
+              <w:start w:w="120" w:type="dxa"/>
+              <w:bottom w:w="80" w:type="dxa"/>
+              <w:end w:w="120" w:type="dxa"/>
+            </w:tcMar>
+          </w:tcPr>
+          <w:p>
+            <w:pPr>
+              <w:spacing w:after="0"/>
+              <w:jc w:val="left"/>
+            </w:pPr>
+            <w:r>
+              <w:rPr>
+                <w:rFonts w:ascii="Arial Unicode MS" w:hAnsi="Arial Unicode MS" w:eastAsia="Arial Unicode MS"/>
+                <w:sz w:val="18"/>
+              </w:rPr>
+              <w:t>走查发现 2 缺陷，收口修复后 5/5 演示题实测通过</w:t>
+            </w:r>
+          </w:p>
+        </w:tc>
+        <w:tc>
+          <w:tcPr>
+            <w:tcW w:type="dxa" w:w="3260"/>
+            <w:vAlign w:val="center"/>
+            <w:tcMar>
+              <w:top w:w="80" w:type="dxa"/>
+              <w:start w:w="120" w:type="dxa"/>
+              <w:bottom w:w="80" w:type="dxa"/>
+              <w:end w:w="120" w:type="dxa"/>
+            </w:tcMar>
+          </w:tcPr>
+          <w:p>
+            <w:pPr>
+              <w:spacing w:after="0"/>
+              <w:jc w:val="left"/>
+            </w:pPr>
+            <w:r>
+              <w:rPr>
+                <w:rFonts w:ascii="Arial Unicode MS" w:hAnsi="Arial Unicode MS" w:eastAsia="Arial Unicode MS"/>
+                <w:sz w:val="18"/>
+              </w:rPr>
+              <w:t>见 8.3 节；该层仍无系统性矩阵覆盖，列为后续测量项</w:t>
+            </w:r>
+          </w:p>
+        </w:tc>
+      </w:tr>
+      <w:tr>
+        <w:tc>
+          <w:tcPr>
+            <w:tcW w:type="dxa" w:w="2900"/>
+            <w:vAlign w:val="center"/>
+            <w:tcMar>
+              <w:top w:w="80" w:type="dxa"/>
+              <w:start w:w="120" w:type="dxa"/>
+              <w:bottom w:w="80" w:type="dxa"/>
+              <w:end w:w="120" w:type="dxa"/>
+            </w:tcMar>
+          </w:tcPr>
+          <w:p>
+            <w:pPr>
+              <w:spacing w:after="0"/>
+              <w:jc w:val="left"/>
+            </w:pPr>
+            <w:r>
+              <w:rPr>
+                <w:rFonts w:ascii="Arial Unicode MS" w:hAnsi="Arial Unicode MS" w:eastAsia="Arial Unicode MS"/>
+                <w:sz w:val="18"/>
+              </w:rPr>
               <w:t>同义改写稳健性</w:t>
             </w:r>
           </w:p>
@@ -13115,6 +13217,30 @@
           <w:rFonts w:ascii="Arial Unicode MS" w:hAnsi="Arial Unicode MS" w:eastAsia="Arial Unicode MS"/>
         </w:rPr>
         <w:t>should-pass 误杀语料复验：修复前 15 条全部翻正，修复后余 1 条新类别残留（工具已成功运行并产出正确结果后，模型行文引用了用户自己提供的输入值，claim 门按“数字非本轮工具产出”规则扣留整条回复）。该残留已存入修复后语料文件；因修复它会触及内联数据反伪造防线（B1 类），按“先记录、不为 1/60 冒险动防线”处置。复跑过程中出现 17 个 CLI 瞬时传输失败，均按 repair 流程补齐（审计文件保留）。</w:t>
+      </w:r>
+    </w:p>
+    <w:p>
+      <w:pPr>
+        <w:pStyle w:val="Heading2"/>
+      </w:pPr>
+      <w:r>
+        <w:t>8.3 实况链路披露：意图分诊层此前不在任何评测口径内（2026-08-06 走查）</w:t>
+      </w:r>
+    </w:p>
+    <w:p>
+      <w:r>
+        <w:rPr>
+          <w:rFonts w:ascii="Arial Unicode MS" w:hAnsi="Arial Unicode MS" w:eastAsia="Arial Unicode MS"/>
+        </w:rPr>
+        <w:t>必须如实说明测量边界：本报告全部矩阵与盲测数字测的都是单 orchestrator 主循环（评测与盲测 harness 的直接调用口径）。真实网页聊天路由在该循环之上还有一层意图分诊与多专员合并（literature/observation 等专员各自作答后合并再过门），该层在本次演示预检走查前从未被任何评测覆盖。走查用演示题目在真实 HTTP 聊天端点实测发现两个由该层引入的缺陷：确定性小题被分诊给多个专员后重复运行文献工具（实验 1 实测 170.7s），且合并回复门可能扣留主循环已产出的正确凭证（实验 2 整条被扣）。</w:t>
+      </w:r>
+    </w:p>
+    <w:p>
+      <w:r>
+        <w:rPr>
+          <w:rFonts w:ascii="Arial Unicode MS" w:hAnsi="Arial Unicode MS" w:eastAsia="Arial Unicode MS"/>
+        </w:rPr>
+        <w:t>收口修复沿分诊层既有的“塌缩快道”先例：识别为 deterministic_source_check 的问题塌缩到单 orchestrator 循环（统一 RoutingDecision 的属地），不触碰门禁与分类器本体，带先红后绿回归测试。修复后同一 5 道演示题在真实端点复测：实验 1 由 170.7s 降至 0.1s、实验 2 恢复正确凭证（0.0s）、实验 8 确定性拒绝并携 untrusted 凭证（0.0s）、实验 7 能力缺口清单正确（21.0s）、实验 6 为唯一模型实时作答项（73.7s，内容正确）。遗留披露：像素层（前端渲染的凭证卡与徽章）由组件测试覆盖，本次走查未逐屏人工点验，演示前自查清单见演示脚本。</w:t>
       </w:r>
     </w:p>
     <w:p>
